--- a/1_QdC/QdC_Fyt.docx
+++ b/1_QdC/QdC_Fyt.docx
@@ -1359,18 +1359,7 @@
               </w:rPr>
               <w:t>geo.petrini@edu.ti.ch</w:t>
             </w:r>
-            <w:r>
-              <w:fldChar w:fldCharType="begin"/>
-            </w:r>
-            <w:r>
-              <w:instrText xml:space="preserve"> HYPERLINK "mailto:guido.montalbetti@edu.ti.ch" \h </w:instrText>
-            </w:r>
-            <w:r>
-              <w:fldChar w:fldCharType="separate"/>
-            </w:r>
-            <w:r>
-              <w:fldChar w:fldCharType="end"/>
-            </w:r>
+            <w:hyperlink r:id="rId7"/>
           </w:p>
         </w:tc>
         <w:tc>
@@ -1819,20 +1808,27 @@
                 <w:rFonts w:asciiTheme="minorHAnsi" w:hAnsiTheme="minorHAnsi" w:cstheme="minorHAnsi"/>
                 <w:b/>
               </w:rPr>
-              <w:t>4.</w:t>
+              <w:t>28</w:t>
             </w:r>
             <w:r>
               <w:rPr>
                 <w:rFonts w:asciiTheme="minorHAnsi" w:hAnsiTheme="minorHAnsi" w:cstheme="minorHAnsi"/>
                 <w:b/>
               </w:rPr>
-              <w:t>6</w:t>
+              <w:t>.</w:t>
             </w:r>
             <w:r>
               <w:rPr>
                 <w:rFonts w:asciiTheme="minorHAnsi" w:hAnsiTheme="minorHAnsi" w:cstheme="minorHAnsi"/>
                 <w:b/>
               </w:rPr>
+              <w:t>5</w:t>
+            </w:r>
+            <w:r>
+              <w:rPr>
+                <w:rFonts w:asciiTheme="minorHAnsi" w:hAnsiTheme="minorHAnsi" w:cstheme="minorHAnsi"/>
+                <w:b/>
+              </w:rPr>
               <w:t>.202</w:t>
             </w:r>
             <w:r>
@@ -1841,6 +1837,13 @@
                 <w:b/>
               </w:rPr>
               <w:t>5</w:t>
+            </w:r>
+            <w:r>
+              <w:rPr>
+                <w:rFonts w:asciiTheme="minorHAnsi" w:hAnsiTheme="minorHAnsi" w:cstheme="minorHAnsi"/>
+                <w:b/>
+              </w:rPr>
+              <w:t xml:space="preserve"> (aggiornare anche in altri documenti)</w:t>
             </w:r>
           </w:p>
         </w:tc>
@@ -2061,6 +2064,12 @@
                 <w:rFonts w:asciiTheme="minorHAnsi" w:hAnsiTheme="minorHAnsi" w:cstheme="minorHAnsi"/>
               </w:rPr>
               <w:t xml:space="preserve"> ore/lezione da 45 minuti</w:t>
+            </w:r>
+            <w:r>
+              <w:rPr>
+                <w:rFonts w:asciiTheme="minorHAnsi" w:hAnsiTheme="minorHAnsi" w:cstheme="minorHAnsi"/>
+              </w:rPr>
+              <w:t xml:space="preserve"> (rifare calcolo)</w:t>
             </w:r>
           </w:p>
         </w:tc>
@@ -3670,8 +3679,8 @@
           <w:rFonts w:asciiTheme="minorHAnsi" w:hAnsiTheme="minorHAnsi" w:cstheme="minorHAnsi"/>
         </w:rPr>
         <w:sectPr>
-          <w:headerReference w:type="default" r:id="rId7"/>
-          <w:footerReference w:type="default" r:id="rId8"/>
+          <w:headerReference w:type="default" r:id="rId8"/>
+          <w:footerReference w:type="default" r:id="rId9"/>
           <w:type w:val="continuous"/>
           <w:pgSz w:w="11910" w:h="16840"/>
           <w:pgMar w:top="1040" w:right="1000" w:bottom="900" w:left="1060" w:header="750" w:footer="710" w:gutter="0"/>
@@ -4316,154 +4325,231 @@
         <w:t>PROGETTO</w:t>
       </w:r>
     </w:p>
+    <w:p/>
     <w:p>
       <w:r>
-        <w:rPr>
-          <w:rFonts w:asciiTheme="minorHAnsi" w:hAnsiTheme="minorHAnsi" w:cstheme="minorHAnsi"/>
-          <w:noProof/>
-        </w:rPr>
-        <mc:AlternateContent>
-          <mc:Choice Requires="wps">
-            <w:drawing>
-              <wp:anchor distT="0" distB="0" distL="0" distR="0" simplePos="0" relativeHeight="487590912" behindDoc="1" locked="0" layoutInCell="1" allowOverlap="1" wp14:anchorId="60246BE5" wp14:editId="56E54C4F">
-                <wp:simplePos x="0" y="0"/>
-                <wp:positionH relativeFrom="margin">
-                  <wp:align>left</wp:align>
-                </wp:positionH>
-                <wp:positionV relativeFrom="paragraph">
-                  <wp:posOffset>1414780</wp:posOffset>
-                </wp:positionV>
-                <wp:extent cx="6158230" cy="6350"/>
-                <wp:effectExtent l="0" t="0" r="0" b="0"/>
-                <wp:wrapTopAndBottom/>
-                <wp:docPr id="10" name="docshape13"/>
-                <wp:cNvGraphicFramePr>
-                  <a:graphicFrameLocks xmlns:a="http://schemas.openxmlformats.org/drawingml/2006/main"/>
-                </wp:cNvGraphicFramePr>
-                <a:graphic xmlns:a="http://schemas.openxmlformats.org/drawingml/2006/main">
-                  <a:graphicData uri="http://schemas.microsoft.com/office/word/2010/wordprocessingShape">
-                    <wps:wsp>
-                      <wps:cNvSpPr>
-                        <a:spLocks noChangeArrowheads="1"/>
-                      </wps:cNvSpPr>
-                      <wps:spPr bwMode="auto">
-                        <a:xfrm>
-                          <a:off x="0" y="0"/>
-                          <a:ext cx="6158230" cy="6350"/>
-                        </a:xfrm>
-                        <a:prstGeom prst="rect">
-                          <a:avLst/>
-                        </a:prstGeom>
-                        <a:solidFill>
-                          <a:srgbClr val="000000"/>
-                        </a:solidFill>
-                        <a:ln>
-                          <a:noFill/>
-                        </a:ln>
-                        <a:extLst>
-                          <a:ext uri="{91240B29-F687-4F45-9708-019B960494DF}">
-                            <a14:hiddenLine xmlns:a14="http://schemas.microsoft.com/office/drawing/2010/main" w="9525">
-                              <a:solidFill>
-                                <a:srgbClr val="000000"/>
-                              </a:solidFill>
-                              <a:miter lim="800000"/>
-                              <a:headEnd/>
-                              <a:tailEnd/>
-                            </a14:hiddenLine>
-                          </a:ext>
-                        </a:extLst>
-                      </wps:spPr>
-                      <wps:bodyPr rot="0" vert="horz" wrap="square" lIns="91440" tIns="45720" rIns="91440" bIns="45720" anchor="t" anchorCtr="0" upright="1">
-                        <a:noAutofit/>
-                      </wps:bodyPr>
-                    </wps:wsp>
-                  </a:graphicData>
-                </a:graphic>
-                <wp14:sizeRelH relativeFrom="page">
-                  <wp14:pctWidth>0</wp14:pctWidth>
-                </wp14:sizeRelH>
-                <wp14:sizeRelV relativeFrom="page">
-                  <wp14:pctHeight>0</wp14:pctHeight>
-                </wp14:sizeRelV>
-              </wp:anchor>
-            </w:drawing>
-          </mc:Choice>
-          <mc:Fallback>
-            <w:pict>
-              <v:rect w14:anchorId="1F2E3CF7" id="docshape13" o:spid="_x0000_s1026" style="position:absolute;margin-left:0;margin-top:111.4pt;width:484.9pt;height:.5pt;z-index:-15725568;visibility:visible;mso-wrap-style:square;mso-width-percent:0;mso-height-percent:0;mso-wrap-distance-left:0;mso-wrap-distance-top:0;mso-wrap-distance-right:0;mso-wrap-distance-bottom:0;mso-position-horizontal:left;mso-position-horizontal-relative:margin;mso-position-vertical:absolute;mso-position-vertical-relative:text;mso-width-percent:0;mso-height-percent:0;mso-width-relative:page;mso-height-relative:page;v-text-anchor:top" o:gfxdata="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" fillcolor="black" stroked="f">
-                <w10:wrap type="topAndBottom" anchorx="margin"/>
-              </v:rect>
-            </w:pict>
-          </mc:Fallback>
-        </mc:AlternateContent>
-      </w:r>
-      <w:r>
-        <w:t>Il prodotto finale deve essere un sito online che</w:t>
-      </w:r>
-      <w:r>
-        <w:t xml:space="preserve"> implementi un sistema di autenticazione tramite email e password oppure tramite account </w:t>
-      </w:r>
-      <w:r>
-        <w:t>G</w:t>
-      </w:r>
-      <w:r>
-        <w:t>oogle.</w:t>
-      </w:r>
-      <w:r>
-        <w:t xml:space="preserve"> Gli utenti potranno aggiungere alla propria</w:t>
-      </w:r>
-      <w:r>
-        <w:t xml:space="preserve"> lista dei preferiti</w:t>
-      </w:r>
-      <w:r>
-        <w:t xml:space="preserve"> o al carrello gli articoli, ed in seguito portare al termine l’acquisto</w:t>
-      </w:r>
-      <w:r>
-        <w:t>. Dopo un periodo di tempo viene inviata una email di promemoria</w:t>
-      </w:r>
-      <w:r>
-        <w:t xml:space="preserve">. </w:t>
-      </w:r>
-      <w:r>
-        <w:t>L’aggiunta di un metodo di pagamento avviene durante l’acquisto di un prodotto o in una pagina apposita.</w:t>
-      </w:r>
-      <w:r>
-        <w:t xml:space="preserve"> </w:t>
-      </w:r>
-      <w:r>
-        <w:t xml:space="preserve">Se un utente non è più interessato a fare acquisti può eliminare il proprio account nella pagina di gestione dell’account. </w:t>
-      </w:r>
-      <w:r>
-        <w:t xml:space="preserve">L’amministratore </w:t>
-      </w:r>
-      <w:r>
-        <w:t>ha la possibilità di aggiungere, modificare o rimuovere articoli</w:t>
-      </w:r>
-      <w:r>
-        <w:t>.</w:t>
-      </w:r>
-      <w:r>
-        <w:t xml:space="preserve"> </w:t>
-      </w:r>
-      <w:r>
-        <w:t>Un prodotto terminato deve essere segnalato in rosso con “terminato”</w:t>
-      </w:r>
-      <w:r>
-        <w:t>. Un prodotto può essere visualizzato come foto, video</w:t>
-      </w:r>
-      <w:r>
-        <w:t xml:space="preserve"> e</w:t>
-      </w:r>
-      <w:r>
-        <w:t>/</w:t>
-      </w:r>
-      <w:r>
-        <w:t>o modello tridimensionale</w:t>
-      </w:r>
-      <w:bookmarkStart w:id="0" w:name="_GoBack"/>
-      <w:bookmarkEnd w:id="0"/>
-      <w:r>
-        <w:t>.</w:t>
+        <w:t xml:space="preserve">Lo scopo del sito è </w:t>
+      </w:r>
+    </w:p>
+    <w:p/>
+    <w:p>
+      <w:r>
+        <w:t>Il prodotto finale deve essere un sito online che ospita un servizio di vendita di scarpe.</w:t>
+      </w:r>
+    </w:p>
+    <w:p/>
+    <w:p>
+      <w:r>
+        <w:t xml:space="preserve">L’autenticazione prevede i ruoli seguenti: </w:t>
+      </w:r>
+    </w:p>
+    <w:p>
+      <w:pPr>
+        <w:pStyle w:val="Paragrafoelenco"/>
+        <w:numPr>
+          <w:ilvl w:val="0"/>
+          <w:numId w:val="12"/>
+        </w:numPr>
+      </w:pPr>
+      <w:r>
+        <w:t>Admin</w:t>
+      </w:r>
+    </w:p>
+    <w:p>
+      <w:pPr>
+        <w:pStyle w:val="Paragrafoelenco"/>
+        <w:numPr>
+          <w:ilvl w:val="1"/>
+          <w:numId w:val="12"/>
+        </w:numPr>
+      </w:pPr>
+      <w:r>
+        <w:t>Gestisce gli utenti</w:t>
+      </w:r>
+    </w:p>
+    <w:p>
+      <w:pPr>
+        <w:pStyle w:val="Paragrafoelenco"/>
+        <w:numPr>
+          <w:ilvl w:val="0"/>
+          <w:numId w:val="12"/>
+        </w:numPr>
+      </w:pPr>
+      <w:r>
+        <w:t>Vendor</w:t>
+      </w:r>
+    </w:p>
+    <w:p>
+      <w:pPr>
+        <w:pStyle w:val="Paragrafoelenco"/>
+        <w:numPr>
+          <w:ilvl w:val="1"/>
+          <w:numId w:val="12"/>
+        </w:numPr>
+      </w:pPr>
+      <w:r>
+        <w:t>CRUD dei prodotti</w:t>
+      </w:r>
+    </w:p>
+    <w:p>
+      <w:pPr>
+        <w:pStyle w:val="Paragrafoelenco"/>
+        <w:numPr>
+          <w:ilvl w:val="1"/>
+          <w:numId w:val="12"/>
+        </w:numPr>
+      </w:pPr>
+      <w:r>
+        <w:t>Visualizza la statistica delle vendite</w:t>
+      </w:r>
+    </w:p>
+    <w:p>
+      <w:pPr>
+        <w:pStyle w:val="Paragrafoelenco"/>
+        <w:numPr>
+          <w:ilvl w:val="1"/>
+          <w:numId w:val="12"/>
+        </w:numPr>
+      </w:pPr>
+      <w:r>
+        <w:t>Gestisce l’inventario</w:t>
+      </w:r>
+    </w:p>
+    <w:p>
+      <w:pPr>
+        <w:pStyle w:val="Paragrafoelenco"/>
+        <w:numPr>
+          <w:ilvl w:val="0"/>
+          <w:numId w:val="12"/>
+        </w:numPr>
+      </w:pPr>
+      <w:r>
+        <w:t>Client</w:t>
+      </w:r>
+    </w:p>
+    <w:p>
+      <w:pPr>
+        <w:pStyle w:val="Paragrafoelenco"/>
+        <w:numPr>
+          <w:ilvl w:val="1"/>
+          <w:numId w:val="12"/>
+        </w:numPr>
+      </w:pPr>
+      <w:r>
+        <w:t>Naviga il sito</w:t>
+      </w:r>
+      <w:r>
+        <w:t xml:space="preserve"> per vedere e cercare prodotti</w:t>
+      </w:r>
+    </w:p>
+    <w:p>
+      <w:pPr>
+        <w:pStyle w:val="Paragrafoelenco"/>
+        <w:numPr>
+          <w:ilvl w:val="1"/>
+          <w:numId w:val="12"/>
+        </w:numPr>
+      </w:pPr>
+      <w:r>
+        <w:t>Acquista dei prodotti tramite un sistema di carrello</w:t>
+      </w:r>
+    </w:p>
+    <w:p>
+      <w:pPr>
+        <w:pStyle w:val="Paragrafoelenco"/>
+        <w:numPr>
+          <w:ilvl w:val="1"/>
+          <w:numId w:val="12"/>
+        </w:numPr>
+      </w:pPr>
+      <w:r>
+        <w:t xml:space="preserve">Gestisce </w:t>
+      </w:r>
+      <w:r>
+        <w:t>il proprio account</w:t>
+      </w:r>
+      <w:r>
+        <w:t xml:space="preserve"> (</w:t>
+      </w:r>
+      <w:r>
+        <w:t xml:space="preserve">gestione </w:t>
+      </w:r>
+      <w:r>
+        <w:t>dati personali</w:t>
+      </w:r>
+      <w:r>
+        <w:t>,</w:t>
+      </w:r>
+      <w:r>
+        <w:t xml:space="preserve"> </w:t>
+      </w:r>
+      <w:r>
+        <w:t xml:space="preserve">gestione </w:t>
+      </w:r>
+      <w:r>
+        <w:t>credenziali</w:t>
+      </w:r>
+      <w:r>
+        <w:t xml:space="preserve"> ed eliminazione</w:t>
+      </w:r>
+      <w:r>
+        <w:t>)</w:t>
+      </w:r>
+    </w:p>
+    <w:p>
+      <w:pPr>
+        <w:pStyle w:val="Paragrafoelenco"/>
+        <w:numPr>
+          <w:ilvl w:val="1"/>
+          <w:numId w:val="12"/>
+        </w:numPr>
+      </w:pPr>
+      <w:r>
+        <w:t>Gestisce la lista</w:t>
+      </w:r>
+      <w:r>
+        <w:t xml:space="preserve"> dei prodotti</w:t>
+      </w:r>
+      <w:r>
+        <w:t xml:space="preserve"> preferiti</w:t>
+      </w:r>
+    </w:p>
+    <w:p/>
+    <w:p>
+      <w:r>
+        <w:t>Per gli utenti è disponibile l’accesso tramite email e password oppure tramite account Google</w:t>
+      </w:r>
+      <w:r>
+        <w:t>;</w:t>
+      </w:r>
+      <w:r>
+        <w:t xml:space="preserve"> mentre per l’admin sarà vincolato l’accesso tramite email e password.</w:t>
+      </w:r>
+    </w:p>
+    <w:p/>
+    <w:p>
+      <w:r>
+        <w:t>Un utente può visitare come ospite il sito senza essere registrato, ma per effettuare degli acquisti sarà necessario eseguire una autenticazione.</w:t>
+      </w:r>
+      <w:r>
+        <w:t xml:space="preserve"> </w:t>
+      </w:r>
+    </w:p>
+    <w:p/>
+    <w:p>
+      <w:r>
+        <w:t>Un prodotto terminato deve essere segnalato in rosso con “terminato”.</w:t>
+      </w:r>
+    </w:p>
+    <w:p/>
+    <w:p>
+      <w:r>
+        <w:t>Un prodotto può essere visualizzato come foto, video e/o modello tridimensionale.</w:t>
+      </w:r>
+    </w:p>
+    <w:p>
+      <w:r>
+        <w:br w:type="page"/>
       </w:r>
     </w:p>
     <w:p>
@@ -4486,6 +4572,7 @@
           <w:rFonts w:asciiTheme="minorHAnsi" w:hAnsiTheme="minorHAnsi" w:cstheme="minorHAnsi"/>
           <w:color w:val="2E5395"/>
         </w:rPr>
+        <w:lastRenderedPageBreak/>
         <w:t>RISULTATI</w:t>
       </w:r>
       <w:r>
@@ -4647,23 +4734,7 @@
           <w:rFonts w:asciiTheme="minorHAnsi" w:eastAsia="Calibri" w:hAnsiTheme="minorHAnsi" w:cstheme="minorHAnsi"/>
           <w:lang w:val="it-IT" w:eastAsia="en-US"/>
         </w:rPr>
-        <w:t xml:space="preserve">Migliorare la stima per le differenti attività da inserire nel diagramma di </w:t>
-      </w:r>
-      <w:proofErr w:type="spellStart"/>
-      <w:r>
-        <w:rPr>
-          <w:rFonts w:asciiTheme="minorHAnsi" w:eastAsia="Calibri" w:hAnsiTheme="minorHAnsi" w:cstheme="minorHAnsi"/>
-          <w:lang w:val="it-IT" w:eastAsia="en-US"/>
-        </w:rPr>
-        <w:t>Gantt</w:t>
-      </w:r>
-      <w:proofErr w:type="spellEnd"/>
-      <w:r>
-        <w:rPr>
-          <w:rFonts w:asciiTheme="minorHAnsi" w:eastAsia="Calibri" w:hAnsiTheme="minorHAnsi" w:cstheme="minorHAnsi"/>
-          <w:lang w:val="it-IT" w:eastAsia="en-US"/>
-        </w:rPr>
-        <w:t xml:space="preserve"> preventivo</w:t>
+        <w:t>Migliorare la stima per le differenti attività da inserire nel diagramma di Gantt preventivo</w:t>
       </w:r>
     </w:p>
     <w:p>
@@ -5446,6 +5517,37 @@
           <w:lang w:val="it-IT"/>
         </w:rPr>
       </w:pPr>
+      <w:r>
+        <w:rPr>
+          <w:rFonts w:asciiTheme="minorHAnsi" w:hAnsiTheme="minorHAnsi" w:cstheme="minorHAnsi"/>
+          <w:i/>
+          <w:iCs/>
+          <w:lang w:val="it-IT"/>
+        </w:rPr>
+        <w:t xml:space="preserve">232 </w:t>
+      </w:r>
+      <w:proofErr w:type="spellStart"/>
+      <w:r>
+        <w:rPr>
+          <w:i/>
+        </w:rPr>
+        <w:t>Programmazione</w:t>
+      </w:r>
+      <w:proofErr w:type="spellEnd"/>
+      <w:r>
+        <w:rPr>
+          <w:i/>
+        </w:rPr>
+        <w:t xml:space="preserve"> web </w:t>
+      </w:r>
+      <w:proofErr w:type="spellStart"/>
+      <w:r>
+        <w:rPr>
+          <w:i/>
+        </w:rPr>
+        <w:t>professionale</w:t>
+      </w:r>
+      <w:proofErr w:type="spellEnd"/>
     </w:p>
     <w:p>
       <w:pPr>
@@ -5463,6 +5565,71 @@
           <w:lang w:val="it-IT"/>
         </w:rPr>
       </w:pPr>
+      <w:r>
+        <w:rPr>
+          <w:rFonts w:asciiTheme="minorHAnsi" w:hAnsiTheme="minorHAnsi" w:cstheme="minorHAnsi"/>
+          <w:i/>
+          <w:iCs/>
+          <w:lang w:val="it-IT"/>
+        </w:rPr>
+        <w:t xml:space="preserve">237 </w:t>
+      </w:r>
+      <w:proofErr w:type="spellStart"/>
+      <w:r>
+        <w:rPr>
+          <w:i/>
+        </w:rPr>
+        <w:t>Analisi</w:t>
+      </w:r>
+      <w:proofErr w:type="spellEnd"/>
+      <w:r>
+        <w:rPr>
+          <w:i/>
+        </w:rPr>
+        <w:t xml:space="preserve"> </w:t>
+      </w:r>
+      <w:proofErr w:type="spellStart"/>
+      <w:r>
+        <w:rPr>
+          <w:i/>
+        </w:rPr>
+        <w:t>della</w:t>
+      </w:r>
+      <w:proofErr w:type="spellEnd"/>
+      <w:r>
+        <w:rPr>
+          <w:i/>
+        </w:rPr>
+        <w:t xml:space="preserve"> </w:t>
+      </w:r>
+      <w:proofErr w:type="spellStart"/>
+      <w:r>
+        <w:rPr>
+          <w:i/>
+        </w:rPr>
+        <w:t>sicurezza</w:t>
+      </w:r>
+      <w:proofErr w:type="spellEnd"/>
+      <w:r>
+        <w:rPr>
+          <w:i/>
+        </w:rPr>
+        <w:t xml:space="preserve"> (</w:t>
+      </w:r>
+      <w:proofErr w:type="spellStart"/>
+      <w:r>
+        <w:rPr>
+          <w:i/>
+        </w:rPr>
+        <w:t>Applicazione</w:t>
+      </w:r>
+      <w:proofErr w:type="spellEnd"/>
+      <w:r>
+        <w:rPr>
+          <w:i/>
+        </w:rPr>
+        <w:t xml:space="preserve"> Web)</w:t>
+      </w:r>
     </w:p>
     <w:p>
       <w:pPr>
@@ -5480,6 +5647,21 @@
           <w:lang w:val="it-IT"/>
         </w:rPr>
       </w:pPr>
+      <w:r>
+        <w:rPr>
+          <w:rFonts w:asciiTheme="minorHAnsi" w:hAnsiTheme="minorHAnsi" w:cstheme="minorHAnsi"/>
+          <w:i/>
+          <w:iCs/>
+          <w:lang w:val="it-IT"/>
+        </w:rPr>
+        <w:t xml:space="preserve">254 </w:t>
+      </w:r>
+      <w:r>
+        <w:rPr>
+          <w:i/>
+        </w:rPr>
+        <w:t>Responsive Web Design</w:t>
+      </w:r>
     </w:p>
     <w:p>
       <w:pPr>
@@ -5497,6 +5679,71 @@
           <w:lang w:val="it-IT"/>
         </w:rPr>
       </w:pPr>
+      <w:r>
+        <w:rPr>
+          <w:rFonts w:asciiTheme="minorHAnsi" w:hAnsiTheme="minorHAnsi" w:cstheme="minorHAnsi"/>
+          <w:i/>
+          <w:iCs/>
+          <w:lang w:val="it-IT"/>
+        </w:rPr>
+        <w:t xml:space="preserve">224 </w:t>
+      </w:r>
+      <w:proofErr w:type="spellStart"/>
+      <w:r>
+        <w:rPr>
+          <w:i/>
+        </w:rPr>
+        <w:t>Registro</w:t>
+      </w:r>
+      <w:proofErr w:type="spellEnd"/>
+      <w:r>
+        <w:rPr>
+          <w:i/>
+        </w:rPr>
+        <w:t xml:space="preserve"> </w:t>
+      </w:r>
+      <w:proofErr w:type="spellStart"/>
+      <w:r>
+        <w:rPr>
+          <w:i/>
+        </w:rPr>
+        <w:t>eventi</w:t>
+      </w:r>
+      <w:proofErr w:type="spellEnd"/>
+      <w:r>
+        <w:rPr>
+          <w:i/>
+        </w:rPr>
+        <w:t>/Logging (</w:t>
+      </w:r>
+      <w:proofErr w:type="spellStart"/>
+      <w:r>
+        <w:rPr>
+          <w:i/>
+        </w:rPr>
+        <w:t>automatico</w:t>
+      </w:r>
+      <w:proofErr w:type="spellEnd"/>
+      <w:r>
+        <w:rPr>
+          <w:i/>
+        </w:rPr>
+        <w:t xml:space="preserve"> o </w:t>
+      </w:r>
+      <w:proofErr w:type="spellStart"/>
+      <w:r>
+        <w:rPr>
+          <w:i/>
+        </w:rPr>
+        <w:t>manuale</w:t>
+      </w:r>
+      <w:proofErr w:type="spellEnd"/>
+      <w:r>
+        <w:rPr>
+          <w:i/>
+        </w:rPr>
+        <w:t>)</w:t>
+      </w:r>
     </w:p>
     <w:p>
       <w:pPr>
@@ -5514,6 +5761,99 @@
           <w:lang w:val="it-IT"/>
         </w:rPr>
       </w:pPr>
+      <w:r>
+        <w:rPr>
+          <w:rFonts w:asciiTheme="minorHAnsi" w:hAnsiTheme="minorHAnsi" w:cstheme="minorHAnsi"/>
+          <w:i/>
+          <w:iCs/>
+          <w:lang w:val="it-IT"/>
+        </w:rPr>
+        <w:t xml:space="preserve">225 </w:t>
+      </w:r>
+      <w:proofErr w:type="spellStart"/>
+      <w:r>
+        <w:rPr>
+          <w:i/>
+        </w:rPr>
+        <w:t>Gestione</w:t>
+      </w:r>
+      <w:proofErr w:type="spellEnd"/>
+      <w:r>
+        <w:rPr>
+          <w:i/>
+        </w:rPr>
+        <w:t xml:space="preserve"> </w:t>
+      </w:r>
+      <w:proofErr w:type="spellStart"/>
+      <w:r>
+        <w:rPr>
+          <w:i/>
+        </w:rPr>
+        <w:t>delle</w:t>
+      </w:r>
+      <w:proofErr w:type="spellEnd"/>
+      <w:r>
+        <w:rPr>
+          <w:i/>
+        </w:rPr>
+        <w:t xml:space="preserve"> </w:t>
+      </w:r>
+      <w:proofErr w:type="spellStart"/>
+      <w:r>
+        <w:rPr>
+          <w:i/>
+        </w:rPr>
+        <w:t>versioni</w:t>
+      </w:r>
+      <w:proofErr w:type="spellEnd"/>
+      <w:r>
+        <w:rPr>
+          <w:i/>
+        </w:rPr>
+        <w:t xml:space="preserve"> con un </w:t>
+      </w:r>
+      <w:proofErr w:type="spellStart"/>
+      <w:r>
+        <w:rPr>
+          <w:i/>
+        </w:rPr>
+        <w:t>programma</w:t>
+      </w:r>
+      <w:proofErr w:type="spellEnd"/>
+      <w:r>
+        <w:rPr>
+          <w:i/>
+        </w:rPr>
+        <w:t xml:space="preserve"> </w:t>
+      </w:r>
+      <w:proofErr w:type="spellStart"/>
+      <w:r>
+        <w:rPr>
+          <w:i/>
+        </w:rPr>
+        <w:t>d’amministrazione</w:t>
+      </w:r>
+      <w:proofErr w:type="spellEnd"/>
+      <w:r>
+        <w:rPr>
+          <w:i/>
+        </w:rPr>
+        <w:t xml:space="preserve"> (</w:t>
+      </w:r>
+      <w:r>
+        <w:rPr>
+          <w:i/>
+        </w:rPr>
+        <w:t>GitFlow</w:t>
+      </w:r>
+      <w:bookmarkStart w:id="0" w:name="_GoBack"/>
+      <w:bookmarkEnd w:id="0"/>
+      <w:r>
+        <w:rPr>
+          <w:i/>
+        </w:rPr>
+        <w:t>)</w:t>
+      </w:r>
     </w:p>
     <w:p>
       <w:pPr>
@@ -5531,6 +5871,35 @@
           <w:lang w:val="it-IT"/>
         </w:rPr>
       </w:pPr>
+      <w:r>
+        <w:rPr>
+          <w:rFonts w:asciiTheme="minorHAnsi" w:hAnsiTheme="minorHAnsi" w:cstheme="minorHAnsi"/>
+          <w:i/>
+          <w:iCs/>
+          <w:lang w:val="it-IT"/>
+        </w:rPr>
+        <w:t xml:space="preserve">249 </w:t>
+      </w:r>
+      <w:r>
+        <w:rPr>
+          <w:i/>
+        </w:rPr>
+        <w:t>MVC (</w:t>
+      </w:r>
+      <w:proofErr w:type="spellStart"/>
+      <w:r>
+        <w:rPr>
+          <w:i/>
+        </w:rPr>
+        <w:t>Programmazione</w:t>
+      </w:r>
+      <w:proofErr w:type="spellEnd"/>
+      <w:r>
+        <w:rPr>
+          <w:i/>
+        </w:rPr>
+        <w:t>)</w:t>
+      </w:r>
     </w:p>
     <w:p>
       <w:pPr>
@@ -5548,6 +5917,43 @@
           <w:lang w:val="it-IT"/>
         </w:rPr>
       </w:pPr>
+      <w:r>
+        <w:rPr>
+          <w:rFonts w:asciiTheme="minorHAnsi" w:hAnsiTheme="minorHAnsi" w:cstheme="minorHAnsi"/>
+          <w:i/>
+          <w:iCs/>
+          <w:lang w:val="it-IT"/>
+        </w:rPr>
+        <w:t xml:space="preserve">119 </w:t>
+      </w:r>
+      <w:proofErr w:type="spellStart"/>
+      <w:r>
+        <w:rPr>
+          <w:i/>
+        </w:rPr>
+        <w:t>Utilità</w:t>
+      </w:r>
+      <w:proofErr w:type="spellEnd"/>
+      <w:r>
+        <w:rPr>
+          <w:i/>
+        </w:rPr>
+        <w:t xml:space="preserve"> (</w:t>
+      </w:r>
+      <w:proofErr w:type="spellStart"/>
+      <w:r>
+        <w:rPr>
+          <w:i/>
+        </w:rPr>
+        <w:t>applicazione</w:t>
+      </w:r>
+      <w:proofErr w:type="spellEnd"/>
+      <w:r>
+        <w:rPr>
+          <w:i/>
+        </w:rPr>
+        <w:t>)</w:t>
+      </w:r>
     </w:p>
     <w:p>
       <w:pPr>
@@ -5685,7 +6091,6 @@
           <w:spacing w:val="-2"/>
           <w:sz w:val="32"/>
         </w:rPr>
-        <w:lastRenderedPageBreak/>
         <w:t>FIRMA</w:t>
       </w:r>
     </w:p>
@@ -7771,6 +8176,232 @@
     </w:lvl>
   </w:abstractNum>
   <w:abstractNum w:abstractNumId="6" w15:restartNumberingAfterBreak="0">
+    <w:nsid w:val="5CEB6741"/>
+    <w:multiLevelType w:val="hybridMultilevel"/>
+    <w:tmpl w:val="E58821DA"/>
+    <w:lvl w:ilvl="0" w:tplc="08100001">
+      <w:start w:val="1"/>
+      <w:numFmt w:val="bullet"/>
+      <w:lvlText w:val=""/>
+      <w:lvlJc w:val="left"/>
+      <w:pPr>
+        <w:ind w:left="720" w:hanging="360"/>
+      </w:pPr>
+      <w:rPr>
+        <w:rFonts w:ascii="Symbol" w:hAnsi="Symbol" w:hint="default"/>
+      </w:rPr>
+    </w:lvl>
+    <w:lvl w:ilvl="1" w:tplc="08100003">
+      <w:start w:val="1"/>
+      <w:numFmt w:val="bullet"/>
+      <w:lvlText w:val="o"/>
+      <w:lvlJc w:val="left"/>
+      <w:pPr>
+        <w:ind w:left="1440" w:hanging="360"/>
+      </w:pPr>
+      <w:rPr>
+        <w:rFonts w:ascii="Courier New" w:hAnsi="Courier New" w:cs="Courier New" w:hint="default"/>
+      </w:rPr>
+    </w:lvl>
+    <w:lvl w:ilvl="2" w:tplc="08100005" w:tentative="1">
+      <w:start w:val="1"/>
+      <w:numFmt w:val="bullet"/>
+      <w:lvlText w:val=""/>
+      <w:lvlJc w:val="left"/>
+      <w:pPr>
+        <w:ind w:left="2160" w:hanging="360"/>
+      </w:pPr>
+      <w:rPr>
+        <w:rFonts w:ascii="Wingdings" w:hAnsi="Wingdings" w:hint="default"/>
+      </w:rPr>
+    </w:lvl>
+    <w:lvl w:ilvl="3" w:tplc="08100001" w:tentative="1">
+      <w:start w:val="1"/>
+      <w:numFmt w:val="bullet"/>
+      <w:lvlText w:val=""/>
+      <w:lvlJc w:val="left"/>
+      <w:pPr>
+        <w:ind w:left="2880" w:hanging="360"/>
+      </w:pPr>
+      <w:rPr>
+        <w:rFonts w:ascii="Symbol" w:hAnsi="Symbol" w:hint="default"/>
+      </w:rPr>
+    </w:lvl>
+    <w:lvl w:ilvl="4" w:tplc="08100003" w:tentative="1">
+      <w:start w:val="1"/>
+      <w:numFmt w:val="bullet"/>
+      <w:lvlText w:val="o"/>
+      <w:lvlJc w:val="left"/>
+      <w:pPr>
+        <w:ind w:left="3600" w:hanging="360"/>
+      </w:pPr>
+      <w:rPr>
+        <w:rFonts w:ascii="Courier New" w:hAnsi="Courier New" w:cs="Courier New" w:hint="default"/>
+      </w:rPr>
+    </w:lvl>
+    <w:lvl w:ilvl="5" w:tplc="08100005" w:tentative="1">
+      <w:start w:val="1"/>
+      <w:numFmt w:val="bullet"/>
+      <w:lvlText w:val=""/>
+      <w:lvlJc w:val="left"/>
+      <w:pPr>
+        <w:ind w:left="4320" w:hanging="360"/>
+      </w:pPr>
+      <w:rPr>
+        <w:rFonts w:ascii="Wingdings" w:hAnsi="Wingdings" w:hint="default"/>
+      </w:rPr>
+    </w:lvl>
+    <w:lvl w:ilvl="6" w:tplc="08100001" w:tentative="1">
+      <w:start w:val="1"/>
+      <w:numFmt w:val="bullet"/>
+      <w:lvlText w:val=""/>
+      <w:lvlJc w:val="left"/>
+      <w:pPr>
+        <w:ind w:left="5040" w:hanging="360"/>
+      </w:pPr>
+      <w:rPr>
+        <w:rFonts w:ascii="Symbol" w:hAnsi="Symbol" w:hint="default"/>
+      </w:rPr>
+    </w:lvl>
+    <w:lvl w:ilvl="7" w:tplc="08100003" w:tentative="1">
+      <w:start w:val="1"/>
+      <w:numFmt w:val="bullet"/>
+      <w:lvlText w:val="o"/>
+      <w:lvlJc w:val="left"/>
+      <w:pPr>
+        <w:ind w:left="5760" w:hanging="360"/>
+      </w:pPr>
+      <w:rPr>
+        <w:rFonts w:ascii="Courier New" w:hAnsi="Courier New" w:cs="Courier New" w:hint="default"/>
+      </w:rPr>
+    </w:lvl>
+    <w:lvl w:ilvl="8" w:tplc="08100005" w:tentative="1">
+      <w:start w:val="1"/>
+      <w:numFmt w:val="bullet"/>
+      <w:lvlText w:val=""/>
+      <w:lvlJc w:val="left"/>
+      <w:pPr>
+        <w:ind w:left="6480" w:hanging="360"/>
+      </w:pPr>
+      <w:rPr>
+        <w:rFonts w:ascii="Wingdings" w:hAnsi="Wingdings" w:hint="default"/>
+      </w:rPr>
+    </w:lvl>
+  </w:abstractNum>
+  <w:abstractNum w:abstractNumId="7" w15:restartNumberingAfterBreak="0">
+    <w:nsid w:val="61D02395"/>
+    <w:multiLevelType w:val="hybridMultilevel"/>
+    <w:tmpl w:val="9E70D59C"/>
+    <w:lvl w:ilvl="0" w:tplc="08100001">
+      <w:start w:val="1"/>
+      <w:numFmt w:val="bullet"/>
+      <w:lvlText w:val=""/>
+      <w:lvlJc w:val="left"/>
+      <w:pPr>
+        <w:ind w:left="720" w:hanging="360"/>
+      </w:pPr>
+      <w:rPr>
+        <w:rFonts w:ascii="Symbol" w:hAnsi="Symbol" w:hint="default"/>
+      </w:rPr>
+    </w:lvl>
+    <w:lvl w:ilvl="1" w:tplc="08100003" w:tentative="1">
+      <w:start w:val="1"/>
+      <w:numFmt w:val="bullet"/>
+      <w:lvlText w:val="o"/>
+      <w:lvlJc w:val="left"/>
+      <w:pPr>
+        <w:ind w:left="1440" w:hanging="360"/>
+      </w:pPr>
+      <w:rPr>
+        <w:rFonts w:ascii="Courier New" w:hAnsi="Courier New" w:cs="Courier New" w:hint="default"/>
+      </w:rPr>
+    </w:lvl>
+    <w:lvl w:ilvl="2" w:tplc="08100005" w:tentative="1">
+      <w:start w:val="1"/>
+      <w:numFmt w:val="bullet"/>
+      <w:lvlText w:val=""/>
+      <w:lvlJc w:val="left"/>
+      <w:pPr>
+        <w:ind w:left="2160" w:hanging="360"/>
+      </w:pPr>
+      <w:rPr>
+        <w:rFonts w:ascii="Wingdings" w:hAnsi="Wingdings" w:hint="default"/>
+      </w:rPr>
+    </w:lvl>
+    <w:lvl w:ilvl="3" w:tplc="08100001" w:tentative="1">
+      <w:start w:val="1"/>
+      <w:numFmt w:val="bullet"/>
+      <w:lvlText w:val=""/>
+      <w:lvlJc w:val="left"/>
+      <w:pPr>
+        <w:ind w:left="2880" w:hanging="360"/>
+      </w:pPr>
+      <w:rPr>
+        <w:rFonts w:ascii="Symbol" w:hAnsi="Symbol" w:hint="default"/>
+      </w:rPr>
+    </w:lvl>
+    <w:lvl w:ilvl="4" w:tplc="08100003" w:tentative="1">
+      <w:start w:val="1"/>
+      <w:numFmt w:val="bullet"/>
+      <w:lvlText w:val="o"/>
+      <w:lvlJc w:val="left"/>
+      <w:pPr>
+        <w:ind w:left="3600" w:hanging="360"/>
+      </w:pPr>
+      <w:rPr>
+        <w:rFonts w:ascii="Courier New" w:hAnsi="Courier New" w:cs="Courier New" w:hint="default"/>
+      </w:rPr>
+    </w:lvl>
+    <w:lvl w:ilvl="5" w:tplc="08100005" w:tentative="1">
+      <w:start w:val="1"/>
+      <w:numFmt w:val="bullet"/>
+      <w:lvlText w:val=""/>
+      <w:lvlJc w:val="left"/>
+      <w:pPr>
+        <w:ind w:left="4320" w:hanging="360"/>
+      </w:pPr>
+      <w:rPr>
+        <w:rFonts w:ascii="Wingdings" w:hAnsi="Wingdings" w:hint="default"/>
+      </w:rPr>
+    </w:lvl>
+    <w:lvl w:ilvl="6" w:tplc="08100001" w:tentative="1">
+      <w:start w:val="1"/>
+      <w:numFmt w:val="bullet"/>
+      <w:lvlText w:val=""/>
+      <w:lvlJc w:val="left"/>
+      <w:pPr>
+        <w:ind w:left="5040" w:hanging="360"/>
+      </w:pPr>
+      <w:rPr>
+        <w:rFonts w:ascii="Symbol" w:hAnsi="Symbol" w:hint="default"/>
+      </w:rPr>
+    </w:lvl>
+    <w:lvl w:ilvl="7" w:tplc="08100003" w:tentative="1">
+      <w:start w:val="1"/>
+      <w:numFmt w:val="bullet"/>
+      <w:lvlText w:val="o"/>
+      <w:lvlJc w:val="left"/>
+      <w:pPr>
+        <w:ind w:left="5760" w:hanging="360"/>
+      </w:pPr>
+      <w:rPr>
+        <w:rFonts w:ascii="Courier New" w:hAnsi="Courier New" w:cs="Courier New" w:hint="default"/>
+      </w:rPr>
+    </w:lvl>
+    <w:lvl w:ilvl="8" w:tplc="08100005" w:tentative="1">
+      <w:start w:val="1"/>
+      <w:numFmt w:val="bullet"/>
+      <w:lvlText w:val=""/>
+      <w:lvlJc w:val="left"/>
+      <w:pPr>
+        <w:ind w:left="6480" w:hanging="360"/>
+      </w:pPr>
+      <w:rPr>
+        <w:rFonts w:ascii="Wingdings" w:hAnsi="Wingdings" w:hint="default"/>
+      </w:rPr>
+    </w:lvl>
+  </w:abstractNum>
+  <w:abstractNum w:abstractNumId="8" w15:restartNumberingAfterBreak="0">
     <w:nsid w:val="702346F9"/>
     <w:multiLevelType w:val="multilevel"/>
     <w:tmpl w:val="F15846B8"/>
@@ -7883,7 +8514,7 @@
       </w:pPr>
     </w:lvl>
   </w:abstractNum>
-  <w:abstractNum w:abstractNumId="7" w15:restartNumberingAfterBreak="0">
+  <w:abstractNum w:abstractNumId="9" w15:restartNumberingAfterBreak="0">
     <w:nsid w:val="762822FB"/>
     <w:multiLevelType w:val="hybridMultilevel"/>
     <w:tmpl w:val="51D26138"/>
@@ -8026,7 +8657,7 @@
       </w:rPr>
     </w:lvl>
   </w:abstractNum>
-  <w:abstractNum w:abstractNumId="8" w15:restartNumberingAfterBreak="0">
+  <w:abstractNum w:abstractNumId="10" w15:restartNumberingAfterBreak="0">
     <w:nsid w:val="765C6DE2"/>
     <w:multiLevelType w:val="hybridMultilevel"/>
     <w:tmpl w:val="8DB01C42"/>
@@ -8146,7 +8777,7 @@
       </w:rPr>
     </w:lvl>
   </w:abstractNum>
-  <w:abstractNum w:abstractNumId="9" w15:restartNumberingAfterBreak="0">
+  <w:abstractNum w:abstractNumId="11" w15:restartNumberingAfterBreak="0">
     <w:nsid w:val="76E876B0"/>
     <w:multiLevelType w:val="hybridMultilevel"/>
     <w:tmpl w:val="FB4E82B4"/>
@@ -8232,7 +8863,7 @@
       </w:pPr>
     </w:lvl>
   </w:abstractNum>
-  <w:abstractNum w:abstractNumId="10" w15:restartNumberingAfterBreak="0">
+  <w:abstractNum w:abstractNumId="12" w15:restartNumberingAfterBreak="0">
     <w:nsid w:val="7E6362C2"/>
     <w:multiLevelType w:val="hybridMultilevel"/>
     <w:tmpl w:val="46FEE97C"/>
@@ -8346,16 +8977,16 @@
     </w:lvl>
   </w:abstractNum>
   <w:num w:numId="1">
-    <w:abstractNumId w:val="8"/>
+    <w:abstractNumId w:val="10"/>
   </w:num>
   <w:num w:numId="2">
-    <w:abstractNumId w:val="7"/>
+    <w:abstractNumId w:val="9"/>
   </w:num>
   <w:num w:numId="3">
     <w:abstractNumId w:val="0"/>
   </w:num>
   <w:num w:numId="4">
-    <w:abstractNumId w:val="6"/>
+    <w:abstractNumId w:val="8"/>
     <w:lvlOverride w:ilvl="0">
       <w:startOverride w:val="1"/>
     </w:lvlOverride>
@@ -8388,7 +9019,7 @@
     <w:abstractNumId w:val="5"/>
   </w:num>
   <w:num w:numId="6">
-    <w:abstractNumId w:val="9"/>
+    <w:abstractNumId w:val="11"/>
   </w:num>
   <w:num w:numId="7">
     <w:abstractNumId w:val="2"/>
@@ -8400,10 +9031,16 @@
     <w:abstractNumId w:val="4"/>
   </w:num>
   <w:num w:numId="10">
-    <w:abstractNumId w:val="10"/>
+    <w:abstractNumId w:val="12"/>
   </w:num>
   <w:num w:numId="11">
     <w:abstractNumId w:val="1"/>
+  </w:num>
+  <w:num w:numId="12">
+    <w:abstractNumId w:val="6"/>
+  </w:num>
+  <w:num w:numId="13">
+    <w:abstractNumId w:val="7"/>
   </w:num>
 </w:numbering>
 </file>

--- a/1_QdC/QdC_Fyt.docx
+++ b/1_QdC/QdC_Fyt.docx
@@ -94,7 +94,7 @@
               </wp:inline>
             </w:drawing>
           </mc:Choice>
-          <mc:Fallback xmlns:oel="http://schemas.microsoft.com/office/2019/extlst" xmlns:w16cex="http://schemas.microsoft.com/office/word/2018/wordml/cex" xmlns:w16="http://schemas.microsoft.com/office/word/2018/wordml" xmlns:w16sdtdh="http://schemas.microsoft.com/office/word/2020/wordml/sdtdatahash">
+          <mc:Fallback xmlns:w16sdtdh="http://schemas.microsoft.com/office/word/2020/wordml/sdtdatahash" xmlns:w16="http://schemas.microsoft.com/office/word/2018/wordml" xmlns:w16cex="http://schemas.microsoft.com/office/word/2018/wordml/cex" xmlns:oel="http://schemas.microsoft.com/office/2019/extlst">
             <w:pict>
               <v:group w14:anchorId="70E73CBE" id="docshapegroup5" o:spid="_x0000_s1026" style="width:484.95pt;height:.5pt;mso-position-horizontal-relative:char;mso-position-vertical-relative:line" coordsize="9699,10" o:gfxdata="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">
                 <v:rect id="docshape6" o:spid="_x0000_s1027" style="position:absolute;width:9699;height:10;visibility:visible;mso-wrap-style:square;v-text-anchor:top" o:gfxdata="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" fillcolor="black" stroked="f"/>
@@ -1822,6 +1822,13 @@
                 <w:rFonts w:asciiTheme="minorHAnsi" w:hAnsiTheme="minorHAnsi" w:cstheme="minorHAnsi"/>
                 <w:b/>
               </w:rPr>
+              <w:t>0</w:t>
+            </w:r>
+            <w:r>
+              <w:rPr>
+                <w:rFonts w:asciiTheme="minorHAnsi" w:hAnsiTheme="minorHAnsi" w:cstheme="minorHAnsi"/>
+                <w:b/>
+              </w:rPr>
               <w:t>5</w:t>
             </w:r>
             <w:r>
@@ -1838,13 +1845,8 @@
               </w:rPr>
               <w:t>5</w:t>
             </w:r>
-            <w:r>
-              <w:rPr>
-                <w:rFonts w:asciiTheme="minorHAnsi" w:hAnsiTheme="minorHAnsi" w:cstheme="minorHAnsi"/>
-                <w:b/>
-              </w:rPr>
-              <w:t xml:space="preserve"> (aggiornare anche in altri documenti)</w:t>
-            </w:r>
+            <w:bookmarkStart w:id="0" w:name="_GoBack"/>
+            <w:bookmarkEnd w:id="0"/>
           </w:p>
         </w:tc>
       </w:tr>
@@ -1962,7 +1964,13 @@
               <w:rPr>
                 <w:rFonts w:asciiTheme="minorHAnsi" w:hAnsiTheme="minorHAnsi" w:cstheme="minorHAnsi"/>
               </w:rPr>
-              <w:t>1°</w:t>
+              <w:t>2</w:t>
+            </w:r>
+            <w:r>
+              <w:rPr>
+                <w:rFonts w:asciiTheme="minorHAnsi" w:hAnsiTheme="minorHAnsi" w:cstheme="minorHAnsi"/>
+              </w:rPr>
+              <w:t>°</w:t>
             </w:r>
             <w:r>
               <w:rPr>
@@ -2459,7 +2467,7 @@
               </wp:anchor>
             </w:drawing>
           </mc:Choice>
-          <mc:Fallback xmlns:oel="http://schemas.microsoft.com/office/2019/extlst" xmlns:w16cex="http://schemas.microsoft.com/office/word/2018/wordml/cex" xmlns:w16="http://schemas.microsoft.com/office/word/2018/wordml" xmlns:w16sdtdh="http://schemas.microsoft.com/office/word/2020/wordml/sdtdatahash">
+          <mc:Fallback xmlns:w16sdtdh="http://schemas.microsoft.com/office/word/2020/wordml/sdtdatahash" xmlns:w16="http://schemas.microsoft.com/office/word/2018/wordml" xmlns:w16cex="http://schemas.microsoft.com/office/word/2018/wordml/cex" xmlns:oel="http://schemas.microsoft.com/office/2019/extlst">
             <w:pict>
               <v:rect w14:anchorId="7AF32B45" id="docshape7" o:spid="_x0000_s1026" style="position:absolute;margin-left:55.2pt;margin-top:18.6pt;width:484.9pt;height:.5pt;z-index:-15728128;visibility:visible;mso-wrap-style:square;mso-width-percent:0;mso-height-percent:0;mso-wrap-distance-left:0;mso-wrap-distance-top:0;mso-wrap-distance-right:0;mso-wrap-distance-bottom:0;mso-position-horizontal:absolute;mso-position-horizontal-relative:page;mso-position-vertical:absolute;mso-position-vertical-relative:text;mso-width-percent:0;mso-height-percent:0;mso-width-relative:page;mso-height-relative:page;v-text-anchor:top" o:gfxdata="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" fillcolor="black" stroked="f">
                 <w10:wrap type="topAndBottom" anchorx="page"/>
@@ -3781,7 +3789,7 @@
               </wp:inline>
             </w:drawing>
           </mc:Choice>
-          <mc:Fallback xmlns:oel="http://schemas.microsoft.com/office/2019/extlst" xmlns:w16cex="http://schemas.microsoft.com/office/word/2018/wordml/cex" xmlns:w16="http://schemas.microsoft.com/office/word/2018/wordml" xmlns:w16sdtdh="http://schemas.microsoft.com/office/word/2020/wordml/sdtdatahash">
+          <mc:Fallback xmlns:w16sdtdh="http://schemas.microsoft.com/office/word/2020/wordml/sdtdatahash" xmlns:w16="http://schemas.microsoft.com/office/word/2018/wordml" xmlns:w16cex="http://schemas.microsoft.com/office/word/2018/wordml/cex" xmlns:oel="http://schemas.microsoft.com/office/2019/extlst">
             <w:pict>
               <v:group w14:anchorId="2E328116" id="docshapegroup8" o:spid="_x0000_s1026" style="width:484.95pt;height:.5pt;mso-position-horizontal-relative:char;mso-position-vertical-relative:line" coordsize="9699,10" o:gfxdata="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">
                 <v:rect id="docshape9" o:spid="_x0000_s1027" style="position:absolute;width:9699;height:10;visibility:visible;mso-wrap-style:square;v-text-anchor:top" o:gfxdata="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" fillcolor="black" stroked="f"/>
@@ -5008,7 +5016,7 @@
               </wp:anchor>
             </w:drawing>
           </mc:Choice>
-          <mc:Fallback xmlns:oel="http://schemas.microsoft.com/office/2019/extlst" xmlns:w16cex="http://schemas.microsoft.com/office/word/2018/wordml/cex" xmlns:w16="http://schemas.microsoft.com/office/word/2018/wordml" xmlns:w16sdtdh="http://schemas.microsoft.com/office/word/2020/wordml/sdtdatahash">
+          <mc:Fallback xmlns:w16sdtdh="http://schemas.microsoft.com/office/word/2020/wordml/sdtdatahash" xmlns:w16="http://schemas.microsoft.com/office/word/2018/wordml" xmlns:w16cex="http://schemas.microsoft.com/office/word/2018/wordml/cex" xmlns:oel="http://schemas.microsoft.com/office/2019/extlst">
             <w:pict>
               <v:rect w14:anchorId="2FFC1467" id="docshape14" o:spid="_x0000_s1026" style="position:absolute;margin-left:55.2pt;margin-top:18.2pt;width:484.9pt;height:.5pt;z-index:-15725056;visibility:visible;mso-wrap-style:square;mso-width-percent:0;mso-height-percent:0;mso-wrap-distance-left:0;mso-wrap-distance-top:0;mso-wrap-distance-right:0;mso-wrap-distance-bottom:0;mso-position-horizontal:absolute;mso-position-horizontal-relative:page;mso-position-vertical:absolute;mso-position-vertical-relative:text;mso-width-percent:0;mso-height-percent:0;mso-width-relative:page;mso-height-relative:page;v-text-anchor:top" o:gfxdata="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" fillcolor="black" stroked="f">
                 <w10:wrap type="topAndBottom" anchorx="page"/>
@@ -5840,14 +5848,14 @@
         </w:rPr>
         <w:t xml:space="preserve"> (</w:t>
       </w:r>
+      <w:proofErr w:type="spellStart"/>
       <w:r>
         <w:rPr>
           <w:i/>
         </w:rPr>
         <w:t>GitFlow</w:t>
       </w:r>
-      <w:bookmarkStart w:id="0" w:name="_GoBack"/>
-      <w:bookmarkEnd w:id="0"/>
+      <w:proofErr w:type="spellEnd"/>
       <w:r>
         <w:rPr>
           <w:i/>
@@ -6057,7 +6065,7 @@
               </wp:inline>
             </w:drawing>
           </mc:Choice>
-          <mc:Fallback xmlns:oel="http://schemas.microsoft.com/office/2019/extlst" xmlns:w16cex="http://schemas.microsoft.com/office/word/2018/wordml/cex" xmlns:w16="http://schemas.microsoft.com/office/word/2018/wordml" xmlns:w16sdtdh="http://schemas.microsoft.com/office/word/2020/wordml/sdtdatahash">
+          <mc:Fallback xmlns:w16sdtdh="http://schemas.microsoft.com/office/word/2020/wordml/sdtdatahash" xmlns:w16="http://schemas.microsoft.com/office/word/2018/wordml" xmlns:w16cex="http://schemas.microsoft.com/office/word/2018/wordml/cex" xmlns:oel="http://schemas.microsoft.com/office/2019/extlst">
             <w:pict>
               <v:group w14:anchorId="02693557" id="docshapegroup15" o:spid="_x0000_s1026" style="width:484.95pt;height:.5pt;mso-position-horizontal-relative:char;mso-position-vertical-relative:line" coordsize="9699,10" o:gfxdata="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">
                 <v:rect id="docshape16" o:spid="_x0000_s1027" style="position:absolute;width:9699;height:10;visibility:visible;mso-wrap-style:square;v-text-anchor:top" o:gfxdata="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" fillcolor="black" stroked="f"/>
@@ -6358,7 +6366,7 @@
               </wp:anchor>
             </w:drawing>
           </mc:Choice>
-          <mc:Fallback xmlns:oel="http://schemas.microsoft.com/office/2019/extlst" xmlns:w16cex="http://schemas.microsoft.com/office/word/2018/wordml/cex" xmlns:w16="http://schemas.microsoft.com/office/word/2018/wordml" xmlns:w16sdtdh="http://schemas.microsoft.com/office/word/2020/wordml/sdtdatahash">
+          <mc:Fallback xmlns:w16sdtdh="http://schemas.microsoft.com/office/word/2020/wordml/sdtdatahash" xmlns:w16="http://schemas.microsoft.com/office/word/2018/wordml" xmlns:w16cex="http://schemas.microsoft.com/office/word/2018/wordml/cex" xmlns:oel="http://schemas.microsoft.com/office/2019/extlst">
             <w:pict>
               <v:rect w14:anchorId="1F8C973B" id="docshape17" o:spid="_x0000_s1026" style="position:absolute;margin-left:223.25pt;margin-top:12.4pt;width:122.65pt;height:.95pt;z-index:-15724032;visibility:visible;mso-wrap-style:square;mso-width-percent:0;mso-height-percent:0;mso-wrap-distance-left:0;mso-wrap-distance-top:0;mso-wrap-distance-right:0;mso-wrap-distance-bottom:0;mso-position-horizontal:absolute;mso-position-horizontal-relative:page;mso-position-vertical:absolute;mso-position-vertical-relative:text;mso-width-percent:0;mso-height-percent:0;mso-width-relative:page;mso-height-relative:page;v-text-anchor:top" o:gfxdata="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" fillcolor="black" stroked="f">
                 <w10:wrap type="topAndBottom" anchorx="page"/>
@@ -6438,7 +6446,7 @@
               </wp:anchor>
             </w:drawing>
           </mc:Choice>
-          <mc:Fallback xmlns:oel="http://schemas.microsoft.com/office/2019/extlst" xmlns:w16cex="http://schemas.microsoft.com/office/word/2018/wordml/cex" xmlns:w16="http://schemas.microsoft.com/office/word/2018/wordml" xmlns:w16sdtdh="http://schemas.microsoft.com/office/word/2020/wordml/sdtdatahash">
+          <mc:Fallback xmlns:w16sdtdh="http://schemas.microsoft.com/office/word/2020/wordml/sdtdatahash" xmlns:w16="http://schemas.microsoft.com/office/word/2018/wordml" xmlns:w16cex="http://schemas.microsoft.com/office/word/2018/wordml/cex" xmlns:oel="http://schemas.microsoft.com/office/2019/extlst">
             <w:pict>
               <v:rect w14:anchorId="5C3318E3" id="docshape18" o:spid="_x0000_s1026" style="position:absolute;margin-left:390.55pt;margin-top:12.4pt;width:122.55pt;height:.95pt;z-index:-15723520;visibility:visible;mso-wrap-style:square;mso-width-percent:0;mso-height-percent:0;mso-wrap-distance-left:0;mso-wrap-distance-top:0;mso-wrap-distance-right:0;mso-wrap-distance-bottom:0;mso-position-horizontal:absolute;mso-position-horizontal-relative:page;mso-position-vertical:absolute;mso-position-vertical-relative:text;mso-width-percent:0;mso-height-percent:0;mso-width-relative:page;mso-height-relative:page;v-text-anchor:top" o:gfxdata="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" fillcolor="black" stroked="f">
                 <w10:wrap type="topAndBottom" anchorx="page"/>

--- a/1_QdC/QdC_Fyt.docx
+++ b/1_QdC/QdC_Fyt.docx
@@ -94,7 +94,7 @@
               </wp:inline>
             </w:drawing>
           </mc:Choice>
-          <mc:Fallback xmlns:w16sdtdh="http://schemas.microsoft.com/office/word/2020/wordml/sdtdatahash" xmlns:w16="http://schemas.microsoft.com/office/word/2018/wordml" xmlns:w16cex="http://schemas.microsoft.com/office/word/2018/wordml/cex" xmlns:oel="http://schemas.microsoft.com/office/2019/extlst">
+          <mc:Fallback xmlns:oel="http://schemas.microsoft.com/office/2019/extlst" xmlns:w16cex="http://schemas.microsoft.com/office/word/2018/wordml/cex" xmlns:w16="http://schemas.microsoft.com/office/word/2018/wordml" xmlns:w16sdtdh="http://schemas.microsoft.com/office/word/2020/wordml/sdtdatahash">
             <w:pict>
               <v:group w14:anchorId="70E73CBE" id="docshapegroup5" o:spid="_x0000_s1026" style="width:484.95pt;height:.5pt;mso-position-horizontal-relative:char;mso-position-vertical-relative:line" coordsize="9699,10" o:gfxdata="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">
                 <v:rect id="docshape6" o:spid="_x0000_s1027" style="position:absolute;width:9699;height:10;visibility:visible;mso-wrap-style:square;v-text-anchor:top" o:gfxdata="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" fillcolor="black" stroked="f"/>
@@ -1845,8 +1845,6 @@
               </w:rPr>
               <w:t>5</w:t>
             </w:r>
-            <w:bookmarkStart w:id="0" w:name="_GoBack"/>
-            <w:bookmarkEnd w:id="0"/>
           </w:p>
         </w:tc>
       </w:tr>
@@ -2467,7 +2465,7 @@
               </wp:anchor>
             </w:drawing>
           </mc:Choice>
-          <mc:Fallback xmlns:w16sdtdh="http://schemas.microsoft.com/office/word/2020/wordml/sdtdatahash" xmlns:w16="http://schemas.microsoft.com/office/word/2018/wordml" xmlns:w16cex="http://schemas.microsoft.com/office/word/2018/wordml/cex" xmlns:oel="http://schemas.microsoft.com/office/2019/extlst">
+          <mc:Fallback xmlns:oel="http://schemas.microsoft.com/office/2019/extlst" xmlns:w16cex="http://schemas.microsoft.com/office/word/2018/wordml/cex" xmlns:w16="http://schemas.microsoft.com/office/word/2018/wordml" xmlns:w16sdtdh="http://schemas.microsoft.com/office/word/2020/wordml/sdtdatahash">
             <w:pict>
               <v:rect w14:anchorId="7AF32B45" id="docshape7" o:spid="_x0000_s1026" style="position:absolute;margin-left:55.2pt;margin-top:18.6pt;width:484.9pt;height:.5pt;z-index:-15728128;visibility:visible;mso-wrap-style:square;mso-width-percent:0;mso-height-percent:0;mso-wrap-distance-left:0;mso-wrap-distance-top:0;mso-wrap-distance-right:0;mso-wrap-distance-bottom:0;mso-position-horizontal:absolute;mso-position-horizontal-relative:page;mso-position-vertical:absolute;mso-position-vertical-relative:text;mso-width-percent:0;mso-height-percent:0;mso-width-relative:page;mso-height-relative:page;v-text-anchor:top" o:gfxdata="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" fillcolor="black" stroked="f">
                 <w10:wrap type="topAndBottom" anchorx="page"/>
@@ -3789,7 +3787,7 @@
               </wp:inline>
             </w:drawing>
           </mc:Choice>
-          <mc:Fallback xmlns:w16sdtdh="http://schemas.microsoft.com/office/word/2020/wordml/sdtdatahash" xmlns:w16="http://schemas.microsoft.com/office/word/2018/wordml" xmlns:w16cex="http://schemas.microsoft.com/office/word/2018/wordml/cex" xmlns:oel="http://schemas.microsoft.com/office/2019/extlst">
+          <mc:Fallback xmlns:oel="http://schemas.microsoft.com/office/2019/extlst" xmlns:w16cex="http://schemas.microsoft.com/office/word/2018/wordml/cex" xmlns:w16="http://schemas.microsoft.com/office/word/2018/wordml" xmlns:w16sdtdh="http://schemas.microsoft.com/office/word/2020/wordml/sdtdatahash">
             <w:pict>
               <v:group w14:anchorId="2E328116" id="docshapegroup8" o:spid="_x0000_s1026" style="width:484.95pt;height:.5pt;mso-position-horizontal-relative:char;mso-position-vertical-relative:line" coordsize="9699,10" o:gfxdata="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">
                 <v:rect id="docshape9" o:spid="_x0000_s1027" style="position:absolute;width:9699;height:10;visibility:visible;mso-wrap-style:square;v-text-anchor:top" o:gfxdata="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" fillcolor="black" stroked="f"/>
@@ -4336,19 +4334,31 @@
     <w:p/>
     <w:p>
       <w:r>
-        <w:t xml:space="preserve">Lo scopo del sito è </w:t>
+        <w:t xml:space="preserve">Lo scopo </w:t>
+      </w:r>
+      <w:r>
+        <w:t xml:space="preserve">è ottenere </w:t>
+      </w:r>
+      <w:r>
+        <w:t xml:space="preserve">un sito online </w:t>
+      </w:r>
+      <w:r>
+        <w:t xml:space="preserve">autogestito </w:t>
+      </w:r>
+      <w:r>
+        <w:t>che ospita un servizio di vendita di scarpe.</w:t>
       </w:r>
     </w:p>
     <w:p/>
     <w:p>
       <w:r>
-        <w:t>Il prodotto finale deve essere un sito online che ospita un servizio di vendita di scarpe.</w:t>
-      </w:r>
-    </w:p>
-    <w:p/>
-    <w:p>
-      <w:r>
-        <w:t xml:space="preserve">L’autenticazione prevede i ruoli seguenti: </w:t>
+        <w:t>L’autenticazione prevede i seguenti</w:t>
+      </w:r>
+      <w:r>
+        <w:t xml:space="preserve"> ruoli</w:t>
+      </w:r>
+      <w:r>
+        <w:t xml:space="preserve">: </w:t>
       </w:r>
     </w:p>
     <w:p>
@@ -4807,6 +4817,8 @@
         </w:rPr>
         <w:t>progetto</w:t>
       </w:r>
+      <w:bookmarkStart w:id="0" w:name="_GoBack"/>
+      <w:bookmarkEnd w:id="0"/>
     </w:p>
     <w:p>
       <w:pPr>
@@ -5016,7 +5028,7 @@
               </wp:anchor>
             </w:drawing>
           </mc:Choice>
-          <mc:Fallback xmlns:w16sdtdh="http://schemas.microsoft.com/office/word/2020/wordml/sdtdatahash" xmlns:w16="http://schemas.microsoft.com/office/word/2018/wordml" xmlns:w16cex="http://schemas.microsoft.com/office/word/2018/wordml/cex" xmlns:oel="http://schemas.microsoft.com/office/2019/extlst">
+          <mc:Fallback xmlns:oel="http://schemas.microsoft.com/office/2019/extlst" xmlns:w16cex="http://schemas.microsoft.com/office/word/2018/wordml/cex" xmlns:w16="http://schemas.microsoft.com/office/word/2018/wordml" xmlns:w16sdtdh="http://schemas.microsoft.com/office/word/2020/wordml/sdtdatahash">
             <w:pict>
               <v:rect w14:anchorId="2FFC1467" id="docshape14" o:spid="_x0000_s1026" style="position:absolute;margin-left:55.2pt;margin-top:18.2pt;width:484.9pt;height:.5pt;z-index:-15725056;visibility:visible;mso-wrap-style:square;mso-width-percent:0;mso-height-percent:0;mso-wrap-distance-left:0;mso-wrap-distance-top:0;mso-wrap-distance-right:0;mso-wrap-distance-bottom:0;mso-position-horizontal:absolute;mso-position-horizontal-relative:page;mso-position-vertical:absolute;mso-position-vertical-relative:text;mso-width-percent:0;mso-height-percent:0;mso-width-relative:page;mso-height-relative:page;v-text-anchor:top" o:gfxdata="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" fillcolor="black" stroked="f">
                 <w10:wrap type="topAndBottom" anchorx="page"/>
@@ -5507,6 +5519,12 @@
           <w:spacing w:val="-2"/>
         </w:rPr>
         <w:br/>
+      </w:r>
+      <w:r>
+        <w:rPr>
+          <w:rFonts w:asciiTheme="minorHAnsi" w:hAnsiTheme="minorHAnsi" w:cstheme="minorHAnsi"/>
+        </w:rPr>
+        <w:tab/>
       </w:r>
     </w:p>
     <w:p>
@@ -6065,7 +6083,7 @@
               </wp:inline>
             </w:drawing>
           </mc:Choice>
-          <mc:Fallback xmlns:w16sdtdh="http://schemas.microsoft.com/office/word/2020/wordml/sdtdatahash" xmlns:w16="http://schemas.microsoft.com/office/word/2018/wordml" xmlns:w16cex="http://schemas.microsoft.com/office/word/2018/wordml/cex" xmlns:oel="http://schemas.microsoft.com/office/2019/extlst">
+          <mc:Fallback xmlns:oel="http://schemas.microsoft.com/office/2019/extlst" xmlns:w16cex="http://schemas.microsoft.com/office/word/2018/wordml/cex" xmlns:w16="http://schemas.microsoft.com/office/word/2018/wordml" xmlns:w16sdtdh="http://schemas.microsoft.com/office/word/2020/wordml/sdtdatahash">
             <w:pict>
               <v:group w14:anchorId="02693557" id="docshapegroup15" o:spid="_x0000_s1026" style="width:484.95pt;height:.5pt;mso-position-horizontal-relative:char;mso-position-vertical-relative:line" coordsize="9699,10" o:gfxdata="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">
                 <v:rect id="docshape16" o:spid="_x0000_s1027" style="position:absolute;width:9699;height:10;visibility:visible;mso-wrap-style:square;v-text-anchor:top" o:gfxdata="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" fillcolor="black" stroked="f"/>
@@ -6366,7 +6384,7 @@
               </wp:anchor>
             </w:drawing>
           </mc:Choice>
-          <mc:Fallback xmlns:w16sdtdh="http://schemas.microsoft.com/office/word/2020/wordml/sdtdatahash" xmlns:w16="http://schemas.microsoft.com/office/word/2018/wordml" xmlns:w16cex="http://schemas.microsoft.com/office/word/2018/wordml/cex" xmlns:oel="http://schemas.microsoft.com/office/2019/extlst">
+          <mc:Fallback xmlns:oel="http://schemas.microsoft.com/office/2019/extlst" xmlns:w16cex="http://schemas.microsoft.com/office/word/2018/wordml/cex" xmlns:w16="http://schemas.microsoft.com/office/word/2018/wordml" xmlns:w16sdtdh="http://schemas.microsoft.com/office/word/2020/wordml/sdtdatahash">
             <w:pict>
               <v:rect w14:anchorId="1F8C973B" id="docshape17" o:spid="_x0000_s1026" style="position:absolute;margin-left:223.25pt;margin-top:12.4pt;width:122.65pt;height:.95pt;z-index:-15724032;visibility:visible;mso-wrap-style:square;mso-width-percent:0;mso-height-percent:0;mso-wrap-distance-left:0;mso-wrap-distance-top:0;mso-wrap-distance-right:0;mso-wrap-distance-bottom:0;mso-position-horizontal:absolute;mso-position-horizontal-relative:page;mso-position-vertical:absolute;mso-position-vertical-relative:text;mso-width-percent:0;mso-height-percent:0;mso-width-relative:page;mso-height-relative:page;v-text-anchor:top" o:gfxdata="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" fillcolor="black" stroked="f">
                 <w10:wrap type="topAndBottom" anchorx="page"/>
@@ -6446,7 +6464,7 @@
               </wp:anchor>
             </w:drawing>
           </mc:Choice>
-          <mc:Fallback xmlns:w16sdtdh="http://schemas.microsoft.com/office/word/2020/wordml/sdtdatahash" xmlns:w16="http://schemas.microsoft.com/office/word/2018/wordml" xmlns:w16cex="http://schemas.microsoft.com/office/word/2018/wordml/cex" xmlns:oel="http://schemas.microsoft.com/office/2019/extlst">
+          <mc:Fallback xmlns:oel="http://schemas.microsoft.com/office/2019/extlst" xmlns:w16cex="http://schemas.microsoft.com/office/word/2018/wordml/cex" xmlns:w16="http://schemas.microsoft.com/office/word/2018/wordml" xmlns:w16sdtdh="http://schemas.microsoft.com/office/word/2020/wordml/sdtdatahash">
             <w:pict>
               <v:rect w14:anchorId="5C3318E3" id="docshape18" o:spid="_x0000_s1026" style="position:absolute;margin-left:390.55pt;margin-top:12.4pt;width:122.55pt;height:.95pt;z-index:-15723520;visibility:visible;mso-wrap-style:square;mso-width-percent:0;mso-height-percent:0;mso-wrap-distance-left:0;mso-wrap-distance-top:0;mso-wrap-distance-right:0;mso-wrap-distance-bottom:0;mso-position-horizontal:absolute;mso-position-horizontal-relative:page;mso-position-vertical:absolute;mso-position-vertical-relative:text;mso-width-percent:0;mso-height-percent:0;mso-width-relative:page;mso-height-relative:page;v-text-anchor:top" o:gfxdata="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" fillcolor="black" stroked="f">
                 <w10:wrap type="topAndBottom" anchorx="page"/>
@@ -7191,7 +7209,13 @@
                             <w:rPr>
                               <w:sz w:val="20"/>
                             </w:rPr>
-                            <w:t>4°</w:t>
+                            <w:t>3</w:t>
+                          </w:r>
+                          <w:r>
+                            <w:rPr>
+                              <w:sz w:val="20"/>
+                            </w:rPr>
+                            <w:t>°</w:t>
                           </w:r>
                           <w:r>
                             <w:rPr>
@@ -7298,7 +7322,13 @@
                       <w:rPr>
                         <w:sz w:val="20"/>
                       </w:rPr>
-                      <w:t>4°</w:t>
+                      <w:t>3</w:t>
+                    </w:r>
+                    <w:r>
+                      <w:rPr>
+                        <w:sz w:val="20"/>
+                      </w:rPr>
+                      <w:t>°</w:t>
                     </w:r>
                     <w:r>
                       <w:rPr>
@@ -9597,6 +9627,56 @@
       <w:shd w:val="clear" w:color="auto" w:fill="E1DFDD"/>
     </w:rPr>
   </w:style>
+  <w:style w:type="paragraph" w:styleId="Intestazione">
+    <w:name w:val="header"/>
+    <w:basedOn w:val="Normale"/>
+    <w:link w:val="IntestazioneCarattere"/>
+    <w:uiPriority w:val="99"/>
+    <w:unhideWhenUsed/>
+    <w:rsid w:val="002766E4"/>
+    <w:pPr>
+      <w:tabs>
+        <w:tab w:val="center" w:pos="4819"/>
+        <w:tab w:val="right" w:pos="9638"/>
+      </w:tabs>
+    </w:pPr>
+  </w:style>
+  <w:style w:type="character" w:customStyle="1" w:styleId="IntestazioneCarattere">
+    <w:name w:val="Intestazione Carattere"/>
+    <w:basedOn w:val="Carpredefinitoparagrafo"/>
+    <w:link w:val="Intestazione"/>
+    <w:uiPriority w:val="99"/>
+    <w:rsid w:val="002766E4"/>
+    <w:rPr>
+      <w:rFonts w:ascii="Calibri" w:eastAsia="Calibri" w:hAnsi="Calibri" w:cs="Calibri"/>
+      <w:lang w:val="it-IT"/>
+    </w:rPr>
+  </w:style>
+  <w:style w:type="paragraph" w:styleId="Pidipagina">
+    <w:name w:val="footer"/>
+    <w:basedOn w:val="Normale"/>
+    <w:link w:val="PidipaginaCarattere"/>
+    <w:uiPriority w:val="99"/>
+    <w:unhideWhenUsed/>
+    <w:rsid w:val="002766E4"/>
+    <w:pPr>
+      <w:tabs>
+        <w:tab w:val="center" w:pos="4819"/>
+        <w:tab w:val="right" w:pos="9638"/>
+      </w:tabs>
+    </w:pPr>
+  </w:style>
+  <w:style w:type="character" w:customStyle="1" w:styleId="PidipaginaCarattere">
+    <w:name w:val="Piè di pagina Carattere"/>
+    <w:basedOn w:val="Carpredefinitoparagrafo"/>
+    <w:link w:val="Pidipagina"/>
+    <w:uiPriority w:val="99"/>
+    <w:rsid w:val="002766E4"/>
+    <w:rPr>
+      <w:rFonts w:ascii="Calibri" w:eastAsia="Calibri" w:hAnsi="Calibri" w:cs="Calibri"/>
+      <w:lang w:val="it-IT"/>
+    </w:rPr>
+  </w:style>
 </w:styles>
 </file>
 
